--- a/Customer_Churn_Project_Report.docx
+++ b/Customer_Churn_Project_Report.docx
@@ -5,6 +5,7 @@
     <w:p>
       <w:pPr>
         <w:pStyle w:val="Title"/>
+        <w:jc w:val="center"/>
       </w:pPr>
       <w:r>
         <w:t>Data Quality and Exploratory Analysis</w:t>
@@ -32,13 +33,7 @@
         <w:rPr>
           <w:b/>
         </w:rPr>
-        <w:t>BALAVIJAY R</w:t>
-      </w:r>
-      <w:r>
-        <w:rPr>
-          <w:b/>
-        </w:rPr>
-        <w:t>]</w:t>
+        <w:t>BALAVIJAY R]</w:t>
       </w:r>
       <w:r>
         <w:rPr>
@@ -54,10 +49,7 @@
         <w:t>Date: [</w:t>
       </w:r>
       <w:r>
-        <w:t>20</w:t>
-      </w:r>
-      <w:r>
-        <w:t>/10/2026</w:t>
+        <w:t>20/10/2026</w:t>
       </w:r>
       <w:r>
         <w:t>]</w:t>
@@ -1346,7 +1338,7 @@
         </w:rPr>
         <w:lastRenderedPageBreak/>
         <w:drawing>
-          <wp:inline distT="0" distB="0" distL="0" distR="0" wp14:anchorId="69AC0BA5" wp14:editId="08479ABA">
+          <wp:inline distT="0" distB="0" distL="0" distR="0" wp14:anchorId="18166908" wp14:editId="2EC81C2B">
             <wp:extent cx="5303520" cy="3263705"/>
             <wp:effectExtent l="0" t="0" r="0" b="0"/>
             <wp:docPr id="1" name="Picture 1"/>
@@ -1396,7 +1388,7 @@
           <w:noProof/>
         </w:rPr>
         <w:drawing>
-          <wp:inline distT="0" distB="0" distL="0" distR="0" wp14:anchorId="3E07869F" wp14:editId="41C44C51">
+          <wp:inline distT="0" distB="0" distL="0" distR="0" wp14:anchorId="4DED634E" wp14:editId="27077E54">
             <wp:extent cx="5303520" cy="2828544"/>
             <wp:effectExtent l="0" t="0" r="0" b="0"/>
             <wp:docPr id="2" name="Picture 2"/>
@@ -1447,7 +1439,7 @@
         </w:rPr>
         <w:lastRenderedPageBreak/>
         <w:drawing>
-          <wp:inline distT="0" distB="0" distL="0" distR="0" wp14:anchorId="22B08F00" wp14:editId="6A6AC917">
+          <wp:inline distT="0" distB="0" distL="0" distR="0" wp14:anchorId="658631EF" wp14:editId="68367A5C">
             <wp:extent cx="5303520" cy="3977640"/>
             <wp:effectExtent l="0" t="0" r="0" b="0"/>
             <wp:docPr id="3" name="Picture 3"/>
@@ -1565,16 +1557,7 @@
         <w:pStyle w:val="ListBullet"/>
       </w:pPr>
       <w:r>
-        <w:t>Customer_Churn_Project_Report.docx and project_report.h</w:t>
-      </w:r>
-      <w:r>
-        <w:t>S</w:t>
-      </w:r>
-      <w:r>
-        <w:t>S</w:t>
-      </w:r>
-      <w:r>
-        <w:t>tml — reports</w:t>
+        <w:t>Customer_Churn_Project_Report.docx and project_report.html — reports</w:t>
       </w:r>
     </w:p>
     <w:sectPr>
@@ -1760,31 +1743,31 @@
       </w:rPr>
     </w:lvl>
   </w:abstractNum>
-  <w:num w:numId="1" w16cid:durableId="1395003981">
+  <w:num w:numId="1" w16cid:durableId="47775981">
     <w:abstractNumId w:val="8"/>
   </w:num>
-  <w:num w:numId="2" w16cid:durableId="1607931269">
+  <w:num w:numId="2" w16cid:durableId="1554537518">
     <w:abstractNumId w:val="6"/>
   </w:num>
-  <w:num w:numId="3" w16cid:durableId="260725241">
+  <w:num w:numId="3" w16cid:durableId="515268299">
     <w:abstractNumId w:val="5"/>
   </w:num>
-  <w:num w:numId="4" w16cid:durableId="980813747">
+  <w:num w:numId="4" w16cid:durableId="84883160">
     <w:abstractNumId w:val="4"/>
   </w:num>
-  <w:num w:numId="5" w16cid:durableId="150752774">
+  <w:num w:numId="5" w16cid:durableId="227958070">
     <w:abstractNumId w:val="7"/>
   </w:num>
-  <w:num w:numId="6" w16cid:durableId="1077363114">
+  <w:num w:numId="6" w16cid:durableId="657076445">
     <w:abstractNumId w:val="3"/>
   </w:num>
-  <w:num w:numId="7" w16cid:durableId="1112095977">
+  <w:num w:numId="7" w16cid:durableId="747574753">
     <w:abstractNumId w:val="2"/>
   </w:num>
-  <w:num w:numId="8" w16cid:durableId="350572223">
+  <w:num w:numId="8" w16cid:durableId="552695815">
     <w:abstractNumId w:val="1"/>
   </w:num>
-  <w:num w:numId="9" w16cid:durableId="1420906968">
+  <w:num w:numId="9" w16cid:durableId="630862912">
     <w:abstractNumId w:val="0"/>
   </w:num>
 </w:numbering>
